--- a/0367 Optatus/0367_Optatus_LA_EN_WORD.docx
+++ b/0367 Optatus/0367_Optatus_LA_EN_WORD.docx
@@ -122,7 +122,7 @@
               <w:jc w:val="left"/>
             </w:pPr>
             <w:r>
-              <w:t xml:space="preserve">26. At the same time this same Donatus petitioned that he might be permitted to return ** [and] go to Carthage. Then, through Filuminus his supporter, it was suggested to the emperor that, for the good of peace, Caecilian should be detained at Brixia; and it was done. Then two bishops were sent to Africa, Eunomius and Olympius, to ordain one [bishop] once the two [rivals] had been removed. They came and were at Carthage forty days, in order to pronounce where the catholic [Church] was. The seditious party of Donatus did not allow this to be done; out of partisan zeal daily uproars were raised. The final sentence of these same bishops, Eunomius and Olympius, is read to this effect: that they declared the catholic [Church] to be that which was spread throughout the whole world, and that the sentence of the nineteen bishops, given long before, could not be dissolved. So they entered into communion with Caecilian’s clergy and returned. Of these matters we have a volume of records, which anyone who wishes may read in the concluding sections. While these things were happening, Donatus of his own accord returned first to Carthage. On hearing this, Caecilian hastened to his own people. In this way the parties were once more revived. Nevertheless it stands established both that Donatus was struck down by so many sentences and that Caecilian was pronounced innocent by as many sentences.</w:t>
+              <w:t xml:space="preserve">26. At the same time this same Donatus petitioned that he might be permitted to return ** approach Carthage (the ** is Ziwsa’s own lacuna sign; his conjecture, after Augustine, Breuic. collat. 20,38, supplies a mandate that he should NOT approach Carthage — see the note). Then, through Filuminus his supporter, it was suggested to the emperor that, for the good of peace, Caecilian should be detained at Brixia; and it was done. Then two bishops were sent to Africa, Eunomius and Olympius, to ordain one [bishop] once the two [rivals] had been removed. They came and were at Carthage forty days, in order to pronounce where the catholic [Church] was. The seditious party of Donatus did not allow this to be done; out of partisan zeal daily uproars were raised. The final sentence of these same bishops, Eunomius and Olympius, is read to this effect: that they declared the catholic [Church] to be that which was spread throughout the whole world, and that the sentence of the nineteen bishops, given long before, could not be dissolved. So they entered into communion with Caecilian’s clergy and returned. Of these matters we have a volume of records, which anyone who wishes may read in the concluding sections. While these things were happening, Donatus of his own accord returned first to Carthage. On hearing this, Caecilian hastened to his own people. In this way the parties were once more revived. Nevertheless it stands established both that Donatus was struck down by so many sentences and that Caecilian was pronounced innocent by as many sentences.</w:t>
             </w:r>
           </w:p>
         </w:tc>
@@ -486,7 +486,7 @@
               <w:jc w:val="left"/>
             </w:pPr>
             <w:r>
-              <w:t xml:space="preserve">5. For what sort of thing is this, that at your own whim you have chosen to impose on us the person of Moses, against whom, as the apostle Paul relates, Jannes and Jambres set themselves? If it is so, what truth can be found among you, to which the catholic [Church] seems to be opposed; or what falsehood among us will you be able to prove? To be in one communion with the whole world — will you be able to prove that a falsehood? To hold and defend the true and only creed — will you be able to prove that a falsehood? The chair of Peter and the keys of the kingdom of heaven granted by Christ, [[p. 177]] where our fellowship is — will you be able to prove that a falsehood? In the very passage which you have cited, among the persons themselves, consider the order of things, and mark who came first. Assuredly Jannes and Jambres are in the second place, who wished to war against Moses and the truth by false arts. And Moses had gone before, whose powers they tried in vain to assail. As Moses is prior, so too the catholic [Church] is prior; as Jannes and Jambres withstood in opposition, so too you, as rebels, war against the true catholic [Church]. What then is the reason that you have wished to exchange the names both for us and for you, unless it be to make yourself equal to your associates? For there are some among you who, forgetful or ignorant of past times, direct against us what pertains to those who, having long ago fallen from the catholic [Church], ordained Maiorinus — those, namely, the authors of schism and of the handing-over [of the scriptures]. While they still held onto peace, before they exterminated the God-pleasing unity, they were the light of the world and were deservedly called the salt of the earth. While they taught peace, they were still called peacemakers; before they were puffed up, they were blessed for poverty of spirit, they were part of the seasoning; they were blessed while meek, they were part of the seasoning; they were blessed while just, they were part of the seasoning; blessed, while peacemakers, they had been the whole seasoning. After they gave the riches of error to their spirit and their lungs, and, making schism, were found unmerciful and less compassionate, when impiously [[p. 178]] they divided the members of the Church and, following injustice, held the kingdom of God in disdain, and by dividing the Church were unwilling to be peacemakers, they themselves became salt made tasteless, by which nothing could be seasoned that might have pleased God with its savor. And although this evil pertains to your leaders, by some of your associates it is argued otherwise, so that they say those were foolish who acknowledged the truth even if late, and, withdrawing from schism, having recognized the catholic mother, followed peace. These some of you think erred; these they suppose to have withdrawn from wisdom as though made tasteless. Whence it appears that you all err in the same way in transferring the names, since both you compared Jannes and Jambres to the peacemaking catholics, and [compared] us schismatics to Moses — which is foreign to the truth. And some of your associates have wished to judge the wise as foolish, so as to say that the peacemakers were made fools, and they were unwilling to understand that their own forefathers were made tasteless by dissension.</w:t>
+              <w:t xml:space="preserve">5. For what sort of thing is this, that at your own whim you have chosen to impose on us the person of Moses, against whom, as the apostle Paul relates, Jannes and Jambres set themselves? If it is so, what truth can be found among you, to which the catholic [Church] seems to be opposed; or what falsehood among us will you be able to prove? To be in one communion with the whole world — will you be able to prove that a falsehood? To hold and defend the true and only creed — will you be able to prove that a falsehood? The chair of Peter and the keys of the kingdom of heaven granted by Christ, [[p. 177]] where our fellowship is — will you be able to prove that a falsehood? In the very passage which you have cited, among the persons themselves, consider the order of things, and mark who came first. Assuredly Jannes and Mambres are in the second place, who wished to war against Moses and the truth by false arts. And Moses had gone before, whose powers they tried in vain to assail. As Moses is prior, so too the catholic [Church] is prior; as Jannes and Mambres withstood in opposition, so too you, as rebels, war against the true catholic [Church]. What then is the reason that you have wished to exchange the names both for us and for you, unless it be to make yourself equal to your associates? For there are some among you who, forgetful or ignorant of past times, direct against us what pertains to those who, having long ago fallen from the catholic [Church], ordained Maiorinus — those, namely, the authors of schism and of the handing-over [of the scriptures]. While they still held onto peace, before they exterminated the God-pleasing unity, they were the light of the world and were deservedly called the salt of the earth. While they taught peace, they were still called peacemakers; before they were puffed up, they were blessed for poverty of spirit, they were part of the seasoning; they were blessed while meek, they were part of the seasoning; they were blessed while just, they were part of the seasoning; blessed, while peacemakers, they had been the whole seasoning. After they gave the riches of error to their spirit and their lungs, and, making schism, were found unmerciful and less compassionate, when impiously [[p. 178]] they divided the members of the Church and, following injustice, held the kingdom of God in disdain, and by dividing the Church were unwilling to be peacemakers, they themselves became salt made tasteless, by which nothing could be seasoned that might have pleased God with its savor. And although this evil pertains to your leaders, by some of your associates it is argued otherwise, so that they say those were foolish who acknowledged the truth even if late, and, withdrawing from schism, having recognized the catholic mother, followed peace. These some of you think erred; these they suppose to have withdrawn from wisdom as though made tasteless. Whence it appears that you all err in the same way in transferring the names, since both you compared Jannes and Mambres to the peacemaking catholics, and [compared] us schismatics to Moses — which is foreign to the truth. And some of your associates have wished to judge the wise as foolish, so as to say that the peacemakers were made fools, and they were unwilling to understand that their own forefathers were made tasteless by dissension.</w:t>
             </w:r>
           </w:p>
         </w:tc>
@@ -534,27 +534,27 @@
               <w:jc w:val="left"/>
             </w:pPr>
             <w:r>
-              <w:t xml:space="preserve">[IIII.] Dilectissimo papae Siluestro Marinus, Acratius, Natalis, Theodorus, Proterius, Uocius, Uerus, Probatius, Caecilianus, Faustinus, Surgentius, Gregorius, Reticius, Ambitausus, Termatius, Merocles, Pardus, Adelfius, Hibernius, Fortunatus, Aristasius, Lampadius, Uitalis [et] Maternus, Liberius, Gregorius, Crescens, Auitianus, Dafnus, Orantalis, Quintasius, Uictor, Epictetus in domino aeternam [[p. 207]] salutem! communi copulo caritatis et unitate matris ecclesiae catholicae uinculo inhaerentes ad Arelatensium ciuitatem piissimi imperatoris uoluntate adducti inde te, gloriosissime papa, cum merita reuerentia salutamus. ubi grauem ac perniciosam legis nostrae atque traditionis iniuriam et effrenatae mentis homines pertulimus, quos et dei nostri praesens auctoritas et traditio ac regula ueritatis ita respuit, ut nulla in illis aut dicendi ratio subsisteret aut accusandi modus ullus aut probatio conueniret: ideo iudice deo et matre ecclesia, quae suos nouit et conprobat, aut damnati sunt aut repulsi. et utinam, frater dilectissime, ad hoc tantum spectaculum interesse tanti fecisses! profecto credimus, quia in eos seuerior fuisset sententia prolata et te pariter nobiscum iudicante coetus noster maiori laetitia exultasset. sed quoniam recedere a partibus illis minime potuisti, in quibus et apostoli cotidie sedent et cruor ipsorum sine intermissione dei gloriam testatur, non tamen haec sola nobis uisa sunt tractanda, frater carissime, ad quae fueramus inuitati, sed et consulendum nobismet ipsis censuimus, et quia diuersae sunt prouinciae, ex quibus aduenimus, ita et uaria contingunt, quae nos censemus obseruare debere. placuit ergo praesente spiritu sancto et angelis eius, ut ex his, quae singulos quosque mouebant, iudicare proferremus de quiete praesenti; placuit etiam antea scribi ad te, qui maiores dioeceses tenes, per te potissimum omnibus insinuari. quid autem sit, quod senserimus, scripto nostrae mediocritatis subiunximus. at id primo in loco de uita nostra atque utilitate tractandum fuit, ut qui unus pro multis mortuus est et resurrexit, ab omnibus tempus ipsum ita relegiosa mente obseruetur, ne diuisiones uel dissensiones in tanto obsequio deuotionis possint exsurgere. censemus ergo pascha domini per orbem totum una die obseruari. de his quoque, qui quibuscumque locis ordinati fuerint ministri, in ipsis locis perseuerent. de his agitur enim, qui arma proiciunt in pace: placuit abstineri eos a communione; de circissariis agitatoribus, qui fideles [[p. 208]] sunt, placuit eos, quamdiu agitant, a communione separari; de theictricis ipsos placuit, quamdiu agunt, a communione separari; de his agitur, qui in infirmitate sunt constituti et credere uolunt, placuit eis manum inponi. de praesidibus autem, qui fideles sunt et ad praesidiatum consiliunt, ita placuit, ut, cum promoti fuerint, litteras quidem accipiant ecclesiasticas communicatorias, ita tamen, ut, in quibuscumque locis gesserint, ab episcopis eiusdem loci cura illis agatur, et si coeperint contra disciplinam agere, tunc demum a communione excludantur. et de his quidem, qui in re publica agere uolunt, similiter. de Africa autem, quod propria lege sua utantur, ut rebaptizent, placuit, ut, ad ecclesiam si aliquis haereticus uenerit, interrogent eum symbolum; et si peruiderint eum in patre et filio et spiritu sancto esse baptizatum, manus tantum ei inponatur; quodsi interrogatus symbolum non responderit trinitatem hanc, merito baptizetur et cetera. Tunc taedians iussit omnes ad sedes suas redire. amen.</w:t>
-            </w:r>
-          </w:p>
-        </w:tc>
-        <w:tc>
-          <w:tcPr/>
-          <w:p>
-            <w:pPr>
-              <w:pStyle w:val="Compact"/>
-            </w:pPr>
-          </w:p>
-        </w:tc>
-        <w:tc>
-          <w:tcPr/>
-          <w:p>
-            <w:pPr>
-              <w:pStyle w:val="Compact"/>
-              <w:jc w:val="left"/>
-            </w:pPr>
-            <w:r>
-              <w:t xml:space="preserve">[IV.] To the most beloved pope Silvester: Marinus, Acratius, Natalis, Theodorus, Proterius, Uocius, Uerus, Probatius, Caecilianus, Faustinus, Surgentius, Gregorius, Reticius, Ambitausus, Termatius, Merocles, Pardus, Adelfius, Hibernius, Fortunatus, Aristasius, Lampadius, Uitalis [and] Maternus, Liberius, Gregorius, Crescens, Auitianus, Dafnus, Orantalis, Quintasius, Uictor, Epictetus — eternal [[p. 207]] salvation in the Lord! Cleaving by the common bond of charity and by the tie of the unity of the catholic mother Church, having been brought by the will of the most pious emperor to the city of Arles, from there we greet you, most glorious pope, with due reverence. Here we have endured a grave and pernicious injury to our law and tradition, and men of unbridled mind, whom both the present authority of our God and tradition and the rule of truth so reject that in them there subsisted no manner of speaking, nor any mode of accusing, nor any proof [that] would fit: therefore, with God and mother Church — who knows and approves her own — as judge, they were either condemned or repulsed. And would that, most beloved brother, you had thought it worth so much to be present at this great spectacle! Assuredly we believe that a severer sentence would have been pronounced against them, and, with you judging together with us, our assembly would have exulted with greater joy. But since you were by no means able to withdraw from those regions, in which the apostles also daily sit and their blood without intermission testifies to the glory of God, nevertheless these were not the only matters that seemed to us to require treatment, dearest brother, to which we had been invited, but we resolved that we ourselves must also take counsel; and because the provinces from which we have come are diverse, so also various things arise which we judge ought to be observed. It pleased [us] therefore, in the presence of the Holy Spirit and his angels, that out of those matters which severally moved each of us, we should render judgment concerning the present tranquillity; it pleased [us] also that it be first written to you — who hold the greater dioceses — [and] that through you above all it be made known to all. But what it is that we have decided, we have appended in the writing of our lowliness. And this had to be treated in the first place, concerning our life and welfare: that, [inasmuch as] he who is one died for many and rose again, the season itself should by all be observed with a mind so religious that no divisions or dissensions may arise in so great a service of devotion. We judge, therefore, that the Lord’s Pascha be observed on one day throughout the whole world. Concerning these too, who in whatever places have been ordained ministers, [we judge] that they remain in those same places. For the matter concerns those who throw down their arms in [time of] peace: it pleased [us] that they be kept from communion. Concerning the circus charioteers who are of the faithful, [[p. 208]] it pleased [us] that, so long as they drive, they be separated from communion. Concerning stage-players (</w:t>
+              <w:t xml:space="preserve">IIII. Dilectissimo papae Siluestro Marinus, Acratius, Natalis, Theodorus, Proterius, Uocius, Uerus, Probatius, Caecilianus, Faustinus, Surgentius, Gregorius, Reticius, Ambitausus, Termatius, Merocles, Pardus, Adelfius, Hibernius, Fortunatus, Aristasius, Lampadius, Uitalis [et] Maternus, Liberius, Gregorius, Crescens, Auitianus, Dafnus, Orantalis, Quintasius, Uictor, Epictetus in domino aeternam [[p. 207]] salutem! communi copulo caritatis et unitate matris ecclesiae catholicae uinculo inhaerentes ad Arelatensium ciuitatem piissimi imperatoris uoluntate adducti inde te, gloriosissime papa, cum merita reuerentia salutamus. ubi grauem ac perniciosam legis nostrae atque traditionis iniuriam et effrenatae mentis homines pertulimus, quos et dei nostri praesens auctoritas et traditio ac regula ueritatis ita respuit, ut nulla in illis aut dicendi ratio subsisteret aut accusandi modus ullus aut probatio conueniret: ideo iudice deo et matre ecclesia, quae suos nouit et conprobat, aut damnati sunt aut repulsi. et utinam, frater dilectissime, ad hoc tantum spectaculum interesse tanti fecisses! profecto credimus, quia in eos seuerior fuisset sententia prolata et te pariter nobiscum iudicante coetus noster maiori laetitia exultasset. sed quoniam recedere a partibus illis minime potuisti, in quibus et apostoli cotidie sedent et cruor ipsorum sine intermissione dei gloriam testatur, non tamen haec sola nobis uisa sunt tractanda, frater carissime, ad quae fueramus inuitati, sed et consulendum nobismet ipsis censuimus, et quia diuersae sunt prouinciae, ex quibus aduenimus, ita et uaria contingunt, quae nos censemus obseruare debere. placuit ergo praesente spiritu sancto et angelis eius, ut ex his, quae singulos quosque mouebant, iudicare proferremus de quiete praesenti; placuit etiam antea scribi ad te, qui maiores dioeceses tenes, per te potissimum omnibus insinuari. quid autem sit, quod senserimus, scripto nostrae mediocritatis subiunximus. at id primo in loco de uita nostra atque utilitate tractandum fuit, ut qui unus pro multis mortuus est et resurrexit, ab omnibus tempus ipsum ita relegiosa mente obseruetur, ne diuisiones uel dissensiones in tanto obsequio deuotionis possint exsurgere. censemus ergo pascha domini per orbem totum una die obseruari. de his quoque, qui quibuscumque locis ordinati fuerint ministri, in ipsis locis perseuerent. de his agitur enim, qui arma proiciunt in pace: placuit abstineri eos a communione; de circissariis agitatoribus, qui fideles [[p. 208]] sunt, placuit eos, quamdiu agitant, a communione separari; de theictricis ipsos placuit, quamdiu agunt, a communione separari; de his agitur, qui in infirmitate sunt constituti et credere uolunt, placuit eis manum inponi. de praesidibus autem, qui fideles sunt et ad praesidiatum consiliunt, ita placuit, ut, cum promoti fuerint, litteras quidem accipiant ecclesiasticas communicatorias, ita tamen, ut, in quibuscumque locis gesserint, ab episcopis eiusdem loci cura illis agatur, et si coeperint contra disciplinam agere, tunc demum a communione excludantur. et de his quidem, qui in re publica agere uolunt, similiter. de Africa autem, quod propria lege sua utantur, ut rebaptizent, placuit, ut, ad ecclesiam si aliquis haereticus uenerit, interrogent eum symbolum; et si peruiderint eum in patre et filio et spiritu sancto esse baptizatum, manus tantum ei inponatur; quodsi interrogatus symbolum non responderit trinitatem hanc, merito baptizetur et cetera. Tunc taedians iussit omnes ad sedes suas redire. amen.</w:t>
+            </w:r>
+          </w:p>
+        </w:tc>
+        <w:tc>
+          <w:tcPr/>
+          <w:p>
+            <w:pPr>
+              <w:pStyle w:val="Compact"/>
+            </w:pPr>
+          </w:p>
+        </w:tc>
+        <w:tc>
+          <w:tcPr/>
+          <w:p>
+            <w:pPr>
+              <w:pStyle w:val="Compact"/>
+              <w:jc w:val="left"/>
+            </w:pPr>
+            <w:r>
+              <w:t xml:space="preserve">IV. To the most beloved pope Silvester: Marinus, Acratius, Natalis, Theodorus, Proterius, Uocius, Uerus, Probatius, Caecilianus, Faustinus, Surgentius, Gregorius, Reticius, Ambitausus, Termatius, Merocles, Pardus, Adelfius, Hibernius, Fortunatus, Aristasius, Lampadius, Uitalis [and] Maternus, Liberius, Gregorius, Crescens, Auitianus, Dafnus, Orantalis, Quintasius, Uictor, Epictetus — eternal [[p. 207]] salvation in the Lord! Cleaving by the common bond of charity and by the tie of the unity of the catholic mother Church, having been brought by the will of the most pious emperor to the city of Arles, from there we greet you, most glorious pope, with due reverence. Here we have endured a grave and pernicious injury to our law and tradition, and men of unbridled mind, whom both the present authority of our God and tradition and the rule of truth so reject that in them there subsisted no manner of speaking, nor any mode of accusing, nor any proof [that] would fit: therefore, with God and mother Church — who knows and approves her own — as judge, they were either condemned or repulsed. And would that, most beloved brother, you had thought it worth so much to be present at this great spectacle! Assuredly we believe that a severer sentence would have been pronounced against them, and, with you judging together with us, our assembly would have exulted with greater joy. But since you were by no means able to withdraw from those regions, in which the apostles also daily sit and their blood without intermission testifies to the glory of God, nevertheless these were not the only matters that seemed to us to require treatment, dearest brother, to which we had been invited, but we resolved that we ourselves must also take counsel; and because the provinces from which we have come are diverse, so also various things arise which we judge ought to be observed. It pleased [us] therefore, in the presence of the Holy Spirit and his angels, that out of those matters which severally moved each of us, we should render judgment concerning the present tranquillity; it pleased [us] also that it be first written to you — who hold the greater dioceses — [and] that through you above all it be made known to all. But what it is that we have decided, we have appended in the writing of our lowliness. And this had to be treated in the first place, concerning our life and welfare: that, [inasmuch as] he who is one died for many and rose again, the season itself should by all be observed with a mind so religious that no divisions or dissensions may arise in so great a service of devotion. We judge, therefore, that the Lord’s Pascha be observed on one day throughout the whole world. Concerning these too, who in whatever places have been ordained ministers, [we judge] that they remain in those same places. For the matter concerns those who throw down their arms in [time of] peace: it pleased [us] that they be kept from communion. Concerning the circus charioteers who are of the faithful, [[p. 208]] it pleased [us] that, so long as they drive, they be separated from communion. Concerning stage-players (</w:t>
             </w:r>
             <w:r>
               <w:rPr>
